--- a/documenten/sprint logboek.docx
+++ b/documenten/sprint logboek.docx
@@ -404,42 +404,8 @@
           <w:sz w:val="36"/>
           <w:szCs w:val="36"/>
         </w:rPr>
-        <w:t xml:space="preserve"> </w:t>
+        <w:t xml:space="preserve"> dewish &amp; jayden</w:t>
       </w:r>
-      <w:proofErr w:type="spellStart"/>
-      <w:r>
-        <w:rPr>
-          <w:rFonts w:ascii="Tahoma" w:hAnsi="Tahoma" w:cs="Tahoma"/>
-          <w:b/>
-          <w:bCs/>
-          <w:sz w:val="36"/>
-          <w:szCs w:val="36"/>
-        </w:rPr>
-        <w:t>dewish</w:t>
-      </w:r>
-      <w:proofErr w:type="spellEnd"/>
-      <w:r>
-        <w:rPr>
-          <w:rFonts w:ascii="Tahoma" w:hAnsi="Tahoma" w:cs="Tahoma"/>
-          <w:b/>
-          <w:bCs/>
-          <w:sz w:val="36"/>
-          <w:szCs w:val="36"/>
-        </w:rPr>
-        <w:t xml:space="preserve"> &amp; </w:t>
-      </w:r>
-      <w:proofErr w:type="spellStart"/>
-      <w:r>
-        <w:rPr>
-          <w:rFonts w:ascii="Tahoma" w:hAnsi="Tahoma" w:cs="Tahoma"/>
-          <w:b/>
-          <w:bCs/>
-          <w:sz w:val="36"/>
-          <w:szCs w:val="36"/>
-        </w:rPr>
-        <w:t>jayden</w:t>
-      </w:r>
-      <w:proofErr w:type="spellEnd"/>
     </w:p>
     <w:p>
       <w:r>
@@ -481,13 +447,9 @@
             <w:vMerge w:val="restart"/>
           </w:tcPr>
           <w:p>
-            <w:proofErr w:type="spellStart"/>
-            <w:proofErr w:type="gramStart"/>
             <w:r>
               <w:t>jayden</w:t>
             </w:r>
-            <w:proofErr w:type="spellEnd"/>
-            <w:proofErr w:type="gramEnd"/>
           </w:p>
         </w:tc>
         <w:tc>
@@ -502,13 +464,9 @@
                 <w:numId w:val="1"/>
               </w:numPr>
             </w:pPr>
-            <w:proofErr w:type="spellStart"/>
-            <w:proofErr w:type="gramStart"/>
             <w:r>
               <w:t>designen</w:t>
             </w:r>
-            <w:proofErr w:type="spellEnd"/>
-            <w:proofErr w:type="gramEnd"/>
           </w:p>
           <w:p/>
         </w:tc>
@@ -533,11 +491,9 @@
                 <w:numId w:val="1"/>
               </w:numPr>
             </w:pPr>
-            <w:proofErr w:type="gramStart"/>
             <w:r>
               <w:t>samenwerken</w:t>
             </w:r>
-            <w:proofErr w:type="gramEnd"/>
           </w:p>
           <w:p/>
         </w:tc>
@@ -562,19 +518,9 @@
                 <w:numId w:val="1"/>
               </w:numPr>
             </w:pPr>
-            <w:proofErr w:type="gramStart"/>
-            <w:r>
-              <w:t>goede</w:t>
-            </w:r>
-            <w:proofErr w:type="gramEnd"/>
-            <w:r>
-              <w:t xml:space="preserve"> </w:t>
-            </w:r>
-            <w:proofErr w:type="gramStart"/>
-            <w:r>
-              <w:t>rol verdeling</w:t>
-            </w:r>
-            <w:proofErr w:type="gramEnd"/>
+            <w:r>
+              <w:t>goede rol verdeling</w:t>
+            </w:r>
           </w:p>
           <w:p/>
         </w:tc>
@@ -646,13 +592,9 @@
             <w:vMerge w:val="restart"/>
           </w:tcPr>
           <w:p>
-            <w:proofErr w:type="spellStart"/>
-            <w:proofErr w:type="gramStart"/>
             <w:r>
               <w:t>dewish</w:t>
             </w:r>
-            <w:proofErr w:type="spellEnd"/>
-            <w:proofErr w:type="gramEnd"/>
           </w:p>
         </w:tc>
         <w:tc>
@@ -667,13 +609,9 @@
                 <w:numId w:val="3"/>
               </w:numPr>
             </w:pPr>
-            <w:proofErr w:type="spellStart"/>
-            <w:proofErr w:type="gramStart"/>
             <w:r>
               <w:t>designen</w:t>
             </w:r>
-            <w:proofErr w:type="spellEnd"/>
-            <w:proofErr w:type="gramEnd"/>
           </w:p>
           <w:p/>
           <w:p/>
@@ -699,11 +637,9 @@
                 <w:numId w:val="1"/>
               </w:numPr>
             </w:pPr>
-            <w:proofErr w:type="gramStart"/>
             <w:r>
               <w:t>samenwerken</w:t>
             </w:r>
-            <w:proofErr w:type="gramEnd"/>
           </w:p>
           <w:p/>
         </w:tc>
@@ -728,19 +664,9 @@
                 <w:numId w:val="1"/>
               </w:numPr>
             </w:pPr>
-            <w:proofErr w:type="gramStart"/>
-            <w:r>
-              <w:t>goede</w:t>
-            </w:r>
-            <w:proofErr w:type="gramEnd"/>
-            <w:r>
-              <w:t xml:space="preserve"> </w:t>
-            </w:r>
-            <w:proofErr w:type="gramStart"/>
-            <w:r>
-              <w:t>rol verdeling</w:t>
-            </w:r>
-            <w:proofErr w:type="gramEnd"/>
+            <w:r>
+              <w:t>goede rol verdeling</w:t>
+            </w:r>
           </w:p>
           <w:p/>
           <w:p/>
@@ -1040,33 +966,11 @@
                 <w:b/>
               </w:rPr>
             </w:pPr>
-            <w:proofErr w:type="gramStart"/>
-            <w:r>
-              <w:rPr>
-                <w:b/>
-              </w:rPr>
-              <w:t>Aanwezig /</w:t>
-            </w:r>
-            <w:proofErr w:type="gramEnd"/>
-            <w:r>
-              <w:rPr>
-                <w:b/>
-              </w:rPr>
-              <w:t xml:space="preserve"> Afwezig bij </w:t>
-            </w:r>
-            <w:proofErr w:type="gramStart"/>
-            <w:r>
-              <w:rPr>
-                <w:b/>
-              </w:rPr>
-              <w:t xml:space="preserve">Review:   </w:t>
-            </w:r>
-            <w:proofErr w:type="gramEnd"/>
-            <w:r>
-              <w:rPr>
-                <w:b/>
-              </w:rPr>
-              <w:t xml:space="preserve">  </w:t>
+            <w:r>
+              <w:rPr>
+                <w:b/>
+              </w:rPr>
+              <w:t xml:space="preserve">Aanwezig / Afwezig bij Review:     </w:t>
             </w:r>
             <w:r>
               <w:rPr>
@@ -1105,21 +1009,12 @@
               </w:rPr>
               <w:br/>
             </w:r>
-            <w:proofErr w:type="gramStart"/>
             <w:r>
               <w:rPr>
                 <w:b/>
                 <w:highlight w:val="yellow"/>
               </w:rPr>
-              <w:t>iedereen</w:t>
-            </w:r>
-            <w:proofErr w:type="gramEnd"/>
-            <w:r>
-              <w:rPr>
-                <w:b/>
-                <w:highlight w:val="yellow"/>
-              </w:rPr>
-              <w:t xml:space="preserve"> was aanwezig</w:t>
+              <w:t>iedereen was aanwezig</w:t>
             </w:r>
           </w:p>
         </w:tc>
@@ -1140,21 +1035,7 @@
               <w:rPr>
                 <w:b/>
               </w:rPr>
-              <w:t xml:space="preserve">Welke user </w:t>
-            </w:r>
-            <w:proofErr w:type="spellStart"/>
-            <w:r>
-              <w:rPr>
-                <w:b/>
-              </w:rPr>
-              <w:t>stories</w:t>
-            </w:r>
-            <w:proofErr w:type="spellEnd"/>
-            <w:r>
-              <w:rPr>
-                <w:b/>
-              </w:rPr>
-              <w:t xml:space="preserve"> zijn deze sprint afgerond?</w:t>
+              <w:t>Welke user stories zijn deze sprint afgerond?</w:t>
             </w:r>
           </w:p>
           <w:p>
@@ -1217,75 +1098,15 @@
               <w:rPr>
                 <w:b/>
               </w:rPr>
-              <w:t xml:space="preserve">Welke user </w:t>
-            </w:r>
-            <w:proofErr w:type="spellStart"/>
-            <w:r>
-              <w:rPr>
-                <w:b/>
-              </w:rPr>
-              <w:t>stories</w:t>
-            </w:r>
-            <w:proofErr w:type="spellEnd"/>
-            <w:r>
-              <w:rPr>
-                <w:b/>
-              </w:rPr>
-              <w:t xml:space="preserve"> zijn niet afgerond?</w:t>
-            </w:r>
-          </w:p>
-          <w:p>
-            <w:proofErr w:type="spellStart"/>
-            <w:proofErr w:type="gramStart"/>
+              <w:t>Welke user stories zijn niet afgerond?</w:t>
+            </w:r>
+          </w:p>
+          <w:p>
             <w:r>
               <w:rPr>
                 <w:highlight w:val="yellow"/>
               </w:rPr>
-              <w:t>footer</w:t>
-            </w:r>
-            <w:proofErr w:type="spellEnd"/>
-            <w:proofErr w:type="gramEnd"/>
-            <w:r>
-              <w:rPr>
-                <w:highlight w:val="yellow"/>
-              </w:rPr>
-              <w:t xml:space="preserve">, </w:t>
-            </w:r>
-            <w:proofErr w:type="gramStart"/>
-            <w:r>
-              <w:rPr>
-                <w:highlight w:val="yellow"/>
-              </w:rPr>
-              <w:t>header,  Logboek</w:t>
-            </w:r>
-            <w:proofErr w:type="gramEnd"/>
-            <w:r>
-              <w:rPr>
-                <w:highlight w:val="yellow"/>
-              </w:rPr>
-              <w:t xml:space="preserve"> sprint </w:t>
-            </w:r>
-            <w:proofErr w:type="gramStart"/>
-            <w:r>
-              <w:rPr>
-                <w:highlight w:val="yellow"/>
-              </w:rPr>
-              <w:t>1 ,</w:t>
-            </w:r>
-            <w:proofErr w:type="spellStart"/>
-            <w:r>
-              <w:rPr>
-                <w:highlight w:val="yellow"/>
-              </w:rPr>
-              <w:t>wireframes</w:t>
-            </w:r>
-            <w:proofErr w:type="spellEnd"/>
-            <w:proofErr w:type="gramEnd"/>
-            <w:r>
-              <w:rPr>
-                <w:highlight w:val="yellow"/>
-              </w:rPr>
-              <w:t xml:space="preserve"> en sitemap</w:t>
+              <w:t>footer, header,  Logboek sprint 1 ,wireframes en sitemap</w:t>
             </w:r>
           </w:p>
           <w:p>
@@ -2051,33 +1872,11 @@
                 <w:b/>
               </w:rPr>
             </w:pPr>
-            <w:proofErr w:type="gramStart"/>
-            <w:r>
-              <w:rPr>
-                <w:b/>
-              </w:rPr>
-              <w:t>Aanwezig /</w:t>
-            </w:r>
-            <w:proofErr w:type="gramEnd"/>
-            <w:r>
-              <w:rPr>
-                <w:b/>
-              </w:rPr>
-              <w:t xml:space="preserve"> Afwezig bij </w:t>
-            </w:r>
-            <w:proofErr w:type="gramStart"/>
-            <w:r>
-              <w:rPr>
-                <w:b/>
-              </w:rPr>
-              <w:t xml:space="preserve">Review:   </w:t>
-            </w:r>
-            <w:proofErr w:type="gramEnd"/>
-            <w:r>
-              <w:rPr>
-                <w:b/>
-              </w:rPr>
-              <w:t xml:space="preserve">  </w:t>
+            <w:r>
+              <w:rPr>
+                <w:b/>
+              </w:rPr>
+              <w:t xml:space="preserve">Aanwezig / Afwezig bij Review:     </w:t>
             </w:r>
             <w:r>
               <w:rPr>
@@ -2116,21 +1915,12 @@
               </w:rPr>
               <w:br/>
             </w:r>
-            <w:proofErr w:type="gramStart"/>
             <w:r>
               <w:rPr>
                 <w:b/>
                 <w:highlight w:val="yellow"/>
               </w:rPr>
-              <w:t>iedereen</w:t>
-            </w:r>
-            <w:proofErr w:type="gramEnd"/>
-            <w:r>
-              <w:rPr>
-                <w:b/>
-                <w:highlight w:val="yellow"/>
-              </w:rPr>
-              <w:t xml:space="preserve"> was aanwezig</w:t>
+              <w:t>iedereen was aanwezig</w:t>
             </w:r>
           </w:p>
         </w:tc>
@@ -2151,76 +1941,30 @@
               <w:rPr>
                 <w:b/>
               </w:rPr>
-              <w:t xml:space="preserve">Welke user </w:t>
-            </w:r>
-            <w:proofErr w:type="spellStart"/>
-            <w:r>
-              <w:rPr>
-                <w:b/>
-              </w:rPr>
-              <w:t>stories</w:t>
-            </w:r>
-            <w:proofErr w:type="spellEnd"/>
-            <w:r>
-              <w:rPr>
-                <w:b/>
-              </w:rPr>
-              <w:t xml:space="preserve"> zijn deze sprint afgerond?</w:t>
-            </w:r>
-          </w:p>
-          <w:p>
-            <w:pPr>
-              <w:rPr>
-                <w:b/>
-              </w:rPr>
-            </w:pPr>
-          </w:p>
-          <w:p>
-            <w:pPr>
-              <w:rPr>
-                <w:b/>
-              </w:rPr>
-            </w:pPr>
-          </w:p>
-          <w:p>
-            <w:proofErr w:type="spellStart"/>
-            <w:proofErr w:type="gramStart"/>
+              <w:t>Welke user stories zijn deze sprint afgerond?</w:t>
+            </w:r>
+          </w:p>
+          <w:p>
+            <w:pPr>
+              <w:rPr>
+                <w:b/>
+              </w:rPr>
+            </w:pPr>
+          </w:p>
+          <w:p>
+            <w:pPr>
+              <w:rPr>
+                <w:b/>
+              </w:rPr>
+            </w:pPr>
+          </w:p>
+          <w:p>
             <w:r>
               <w:rPr>
                 <w:highlight w:val="yellow"/>
               </w:rPr>
-              <w:t>footer</w:t>
-            </w:r>
-            <w:proofErr w:type="spellEnd"/>
-            <w:proofErr w:type="gramEnd"/>
-            <w:r>
-              <w:rPr>
-                <w:highlight w:val="yellow"/>
-              </w:rPr>
-              <w:t xml:space="preserve">, </w:t>
-            </w:r>
-            <w:proofErr w:type="gramStart"/>
-            <w:r>
-              <w:rPr>
-                <w:highlight w:val="yellow"/>
-              </w:rPr>
-              <w:t>header,  Logboek</w:t>
-            </w:r>
-            <w:proofErr w:type="gramEnd"/>
-            <w:r>
-              <w:rPr>
-                <w:highlight w:val="yellow"/>
-              </w:rPr>
-              <w:t xml:space="preserve"> sprint </w:t>
-            </w:r>
-            <w:proofErr w:type="gramStart"/>
-            <w:r>
-              <w:rPr>
-                <w:highlight w:val="yellow"/>
-              </w:rPr>
-              <w:t>1 ,</w:t>
-            </w:r>
-            <w:proofErr w:type="gramEnd"/>
+              <w:t>footer, header,  Logboek sprint 1 ,</w:t>
+            </w:r>
           </w:p>
           <w:p>
             <w:pPr>
@@ -2254,65 +1998,27 @@
               <w:rPr>
                 <w:b/>
               </w:rPr>
-              <w:t xml:space="preserve">Welke user </w:t>
-            </w:r>
-            <w:proofErr w:type="spellStart"/>
-            <w:r>
-              <w:rPr>
-                <w:b/>
-              </w:rPr>
-              <w:t>stories</w:t>
-            </w:r>
-            <w:proofErr w:type="spellEnd"/>
-            <w:r>
-              <w:rPr>
-                <w:b/>
-              </w:rPr>
-              <w:t xml:space="preserve"> zijn niet afgerond?</w:t>
-            </w:r>
-          </w:p>
-          <w:p>
-            <w:pPr>
-              <w:rPr>
-                <w:b/>
-              </w:rPr>
-            </w:pPr>
-          </w:p>
-          <w:p>
-            <w:pPr>
-              <w:rPr>
-                <w:b/>
-              </w:rPr>
-            </w:pPr>
-            <w:proofErr w:type="spellStart"/>
-            <w:proofErr w:type="gramStart"/>
+              <w:t>Welke user stories zijn niet afgerond?</w:t>
+            </w:r>
+          </w:p>
+          <w:p>
+            <w:pPr>
+              <w:rPr>
+                <w:b/>
+              </w:rPr>
+            </w:pPr>
+          </w:p>
+          <w:p>
+            <w:pPr>
+              <w:rPr>
+                <w:b/>
+              </w:rPr>
+            </w:pPr>
             <w:r>
               <w:rPr>
                 <w:highlight w:val="yellow"/>
               </w:rPr>
-              <w:t>wireframes</w:t>
-            </w:r>
-            <w:proofErr w:type="spellEnd"/>
-            <w:proofErr w:type="gramEnd"/>
-            <w:r>
-              <w:rPr>
-                <w:highlight w:val="yellow"/>
-              </w:rPr>
-              <w:t xml:space="preserve"> en sitemap, </w:t>
-            </w:r>
-            <w:proofErr w:type="spellStart"/>
-            <w:r>
-              <w:rPr>
-                <w:highlight w:val="yellow"/>
-              </w:rPr>
-              <w:t>repository</w:t>
-            </w:r>
-            <w:proofErr w:type="spellEnd"/>
-            <w:r>
-              <w:rPr>
-                <w:highlight w:val="yellow"/>
-              </w:rPr>
-              <w:t xml:space="preserve"> en logs</w:t>
+              <w:t>wireframes en sitemap, repository en logs</w:t>
             </w:r>
           </w:p>
           <w:p>
@@ -2380,21 +2086,7 @@
               <w:rPr>
                 <w:highlight w:val="yellow"/>
               </w:rPr>
-              <w:t xml:space="preserve">Meer </w:t>
-            </w:r>
-            <w:proofErr w:type="gramStart"/>
-            <w:r>
-              <w:rPr>
-                <w:highlight w:val="yellow"/>
-              </w:rPr>
-              <w:t>werken /</w:t>
-            </w:r>
-            <w:proofErr w:type="gramEnd"/>
-            <w:r>
-              <w:rPr>
-                <w:highlight w:val="yellow"/>
-              </w:rPr>
-              <w:t xml:space="preserve"> meer inleveren wat we al af hebben</w:t>
+              <w:t>Meer werken / meer inleveren wat we al af hebben</w:t>
             </w:r>
           </w:p>
           <w:p>
@@ -2657,14 +2349,12 @@
                 <w:b/>
               </w:rPr>
             </w:pPr>
-            <w:proofErr w:type="gramStart"/>
             <w:r>
               <w:rPr>
                 <w:b/>
               </w:rPr>
               <w:t>samenwerking</w:t>
             </w:r>
-            <w:proofErr w:type="gramEnd"/>
           </w:p>
           <w:p>
             <w:pPr>
@@ -3100,33 +2790,11 @@
                 <w:b/>
               </w:rPr>
             </w:pPr>
-            <w:proofErr w:type="gramStart"/>
-            <w:r>
-              <w:rPr>
-                <w:b/>
-              </w:rPr>
-              <w:t>Aanwezig /</w:t>
-            </w:r>
-            <w:proofErr w:type="gramEnd"/>
-            <w:r>
-              <w:rPr>
-                <w:b/>
-              </w:rPr>
-              <w:t xml:space="preserve"> Afwezig bij </w:t>
-            </w:r>
-            <w:proofErr w:type="gramStart"/>
-            <w:r>
-              <w:rPr>
-                <w:b/>
-              </w:rPr>
-              <w:t xml:space="preserve">Review:   </w:t>
-            </w:r>
-            <w:proofErr w:type="gramEnd"/>
-            <w:r>
-              <w:rPr>
-                <w:b/>
-              </w:rPr>
-              <w:t xml:space="preserve">  </w:t>
+            <w:r>
+              <w:rPr>
+                <w:b/>
+              </w:rPr>
+              <w:t xml:space="preserve">Aanwezig / Afwezig bij Review:     </w:t>
             </w:r>
             <w:r>
               <w:rPr>
@@ -3184,21 +2852,7 @@
               <w:rPr>
                 <w:b/>
               </w:rPr>
-              <w:t xml:space="preserve">Welke user </w:t>
-            </w:r>
-            <w:proofErr w:type="spellStart"/>
-            <w:r>
-              <w:rPr>
-                <w:b/>
-              </w:rPr>
-              <w:t>stories</w:t>
-            </w:r>
-            <w:proofErr w:type="spellEnd"/>
-            <w:r>
-              <w:rPr>
-                <w:b/>
-              </w:rPr>
-              <w:t xml:space="preserve"> zijn deze sprint afgerond?</w:t>
+              <w:t>Welke user stories zijn deze sprint afgerond?</w:t>
             </w:r>
           </w:p>
           <w:p>
@@ -3227,14 +2881,12 @@
                 <w:b/>
               </w:rPr>
             </w:pPr>
-            <w:proofErr w:type="spellStart"/>
             <w:r>
               <w:rPr>
                 <w:b/>
               </w:rPr>
               <w:t>Wireframes</w:t>
             </w:r>
-            <w:proofErr w:type="spellEnd"/>
           </w:p>
           <w:p>
             <w:pPr>
@@ -3307,21 +2959,7 @@
               <w:rPr>
                 <w:b/>
               </w:rPr>
-              <w:t xml:space="preserve">Welke user </w:t>
-            </w:r>
-            <w:proofErr w:type="spellStart"/>
-            <w:r>
-              <w:rPr>
-                <w:b/>
-              </w:rPr>
-              <w:t>stories</w:t>
-            </w:r>
-            <w:proofErr w:type="spellEnd"/>
-            <w:r>
-              <w:rPr>
-                <w:b/>
-              </w:rPr>
-              <w:t xml:space="preserve"> zijn niet afgerond?</w:t>
+              <w:t>Welke user stories zijn niet afgerond?</w:t>
             </w:r>
           </w:p>
           <w:p>
@@ -3343,14 +2981,12 @@
                 <w:b/>
               </w:rPr>
             </w:pPr>
-            <w:proofErr w:type="gramStart"/>
             <w:r>
               <w:rPr>
                 <w:b/>
               </w:rPr>
               <w:t>logs</w:t>
             </w:r>
-            <w:proofErr w:type="gramEnd"/>
           </w:p>
           <w:p>
             <w:pPr>
@@ -3701,21 +3337,7 @@
               <w:rPr>
                 <w:b/>
               </w:rPr>
-              <w:t xml:space="preserve">Alles behalve de snelheid van </w:t>
-            </w:r>
-            <w:proofErr w:type="spellStart"/>
-            <w:r>
-              <w:rPr>
-                <w:b/>
-              </w:rPr>
-              <w:t>eht</w:t>
-            </w:r>
-            <w:proofErr w:type="spellEnd"/>
-            <w:r>
-              <w:rPr>
-                <w:b/>
-              </w:rPr>
-              <w:t xml:space="preserve"> werken</w:t>
+              <w:t>Alles behalve de snelheid van eht werken</w:t>
             </w:r>
           </w:p>
           <w:p>
@@ -4046,6 +3668,12 @@
                 <w:b/>
               </w:rPr>
             </w:pPr>
+            <w:r>
+              <w:rPr>
+                <w:b/>
+              </w:rPr>
+              <w:t>22 jan</w:t>
+            </w:r>
           </w:p>
         </w:tc>
         <w:tc>
@@ -4080,6 +3708,12 @@
                 <w:b/>
               </w:rPr>
             </w:pPr>
+            <w:r>
+              <w:rPr>
+                <w:b/>
+              </w:rPr>
+              <w:t>4</w:t>
+            </w:r>
           </w:p>
         </w:tc>
       </w:tr>
@@ -4095,33 +3729,11 @@
                 <w:b/>
               </w:rPr>
             </w:pPr>
-            <w:proofErr w:type="gramStart"/>
-            <w:r>
-              <w:rPr>
-                <w:b/>
-              </w:rPr>
-              <w:t>Aanwezig /</w:t>
-            </w:r>
-            <w:proofErr w:type="gramEnd"/>
-            <w:r>
-              <w:rPr>
-                <w:b/>
-              </w:rPr>
-              <w:t xml:space="preserve"> Afwezig bij </w:t>
-            </w:r>
-            <w:proofErr w:type="gramStart"/>
-            <w:r>
-              <w:rPr>
-                <w:b/>
-              </w:rPr>
-              <w:t xml:space="preserve">Review:   </w:t>
-            </w:r>
-            <w:proofErr w:type="gramEnd"/>
-            <w:r>
-              <w:rPr>
-                <w:b/>
-              </w:rPr>
-              <w:t xml:space="preserve">  </w:t>
+            <w:r>
+              <w:rPr>
+                <w:b/>
+              </w:rPr>
+              <w:t xml:space="preserve">Aanwezig / Afwezig bij Review:     </w:t>
             </w:r>
             <w:r>
               <w:rPr>
@@ -4179,29 +3791,47 @@
               <w:rPr>
                 <w:b/>
               </w:rPr>
-              <w:t xml:space="preserve">Welke user </w:t>
-            </w:r>
-            <w:proofErr w:type="spellStart"/>
-            <w:r>
-              <w:rPr>
-                <w:b/>
-              </w:rPr>
-              <w:t>stories</w:t>
-            </w:r>
-            <w:proofErr w:type="spellEnd"/>
-            <w:r>
-              <w:rPr>
-                <w:b/>
-              </w:rPr>
-              <w:t xml:space="preserve"> zijn deze sprint afgerond?</w:t>
-            </w:r>
-          </w:p>
-          <w:p>
-            <w:pPr>
-              <w:rPr>
-                <w:b/>
-              </w:rPr>
-            </w:pPr>
+              <w:t>Welke user stories zijn deze sprint afgerond?</w:t>
+            </w:r>
+          </w:p>
+          <w:p>
+            <w:pPr>
+              <w:rPr>
+                <w:b/>
+              </w:rPr>
+            </w:pPr>
+            <w:r>
+              <w:rPr>
+                <w:b/>
+              </w:rPr>
+              <w:t xml:space="preserve">Logs </w:t>
+            </w:r>
+          </w:p>
+          <w:p>
+            <w:pPr>
+              <w:rPr>
+                <w:b/>
+              </w:rPr>
+            </w:pPr>
+            <w:r>
+              <w:rPr>
+                <w:b/>
+              </w:rPr>
+              <w:t>Donatie totaal en bar</w:t>
+            </w:r>
+          </w:p>
+          <w:p>
+            <w:pPr>
+              <w:rPr>
+                <w:b/>
+              </w:rPr>
+            </w:pPr>
+            <w:r>
+              <w:rPr>
+                <w:b/>
+              </w:rPr>
+              <w:t>Nieuwe paginas</w:t>
+            </w:r>
           </w:p>
           <w:p>
             <w:pPr>
@@ -4249,29 +3879,54 @@
               <w:rPr>
                 <w:b/>
               </w:rPr>
-              <w:t xml:space="preserve">Welke user </w:t>
-            </w:r>
-            <w:proofErr w:type="spellStart"/>
-            <w:r>
-              <w:rPr>
-                <w:b/>
-              </w:rPr>
-              <w:t>stories</w:t>
-            </w:r>
-            <w:proofErr w:type="spellEnd"/>
-            <w:r>
-              <w:rPr>
-                <w:b/>
-              </w:rPr>
-              <w:t xml:space="preserve"> zijn niet afgerond?</w:t>
-            </w:r>
-          </w:p>
-          <w:p>
-            <w:pPr>
-              <w:rPr>
-                <w:b/>
-              </w:rPr>
-            </w:pPr>
+              <w:t>Welke user stories zijn niet afgerond?</w:t>
+            </w:r>
+          </w:p>
+          <w:p>
+            <w:pPr>
+              <w:rPr>
+                <w:b/>
+              </w:rPr>
+            </w:pPr>
+            <w:r>
+              <w:rPr>
+                <w:b/>
+              </w:rPr>
+              <w:t>Bronvermelding</w:t>
+            </w:r>
+          </w:p>
+          <w:p>
+            <w:pPr>
+              <w:rPr>
+                <w:b/>
+              </w:rPr>
+            </w:pPr>
+            <w:r>
+              <w:rPr>
+                <w:b/>
+              </w:rPr>
+              <w:t>logs</w:t>
+            </w:r>
+          </w:p>
+          <w:p>
+            <w:pPr>
+              <w:rPr>
+                <w:b/>
+              </w:rPr>
+            </w:pPr>
+          </w:p>
+          <w:p>
+            <w:pPr>
+              <w:rPr>
+                <w:b/>
+              </w:rPr>
+            </w:pPr>
+            <w:r>
+              <w:rPr>
+                <w:b/>
+              </w:rPr>
+              <w:t>Reflectie verslag</w:t>
+            </w:r>
           </w:p>
           <w:p>
             <w:pPr>
@@ -4346,6 +4001,12 @@
                 <w:b/>
               </w:rPr>
             </w:pPr>
+            <w:r>
+              <w:rPr>
+                <w:b/>
+              </w:rPr>
+              <w:t>Laatste dingen afronden en goede doelen ideeen waar maken</w:t>
+            </w:r>
           </w:p>
           <w:p>
             <w:pPr>
@@ -4601,6 +4262,45 @@
                 <w:b/>
               </w:rPr>
             </w:pPr>
+            <w:r>
+              <w:rPr>
+                <w:b/>
+              </w:rPr>
+              <w:t>Het werken</w:t>
+            </w:r>
+          </w:p>
+          <w:p>
+            <w:pPr>
+              <w:rPr>
+                <w:b/>
+              </w:rPr>
+            </w:pPr>
+            <w:r>
+              <w:rPr>
+                <w:b/>
+              </w:rPr>
+              <w:t>Dingen afmaken</w:t>
+            </w:r>
+          </w:p>
+          <w:p>
+            <w:pPr>
+              <w:rPr>
+                <w:b/>
+              </w:rPr>
+            </w:pPr>
+            <w:r>
+              <w:rPr>
+                <w:b/>
+              </w:rPr>
+              <w:t>Bespreken</w:t>
+            </w:r>
+          </w:p>
+          <w:p>
+            <w:pPr>
+              <w:rPr>
+                <w:b/>
+              </w:rPr>
+            </w:pPr>
           </w:p>
           <w:p>
             <w:pPr>
@@ -4671,6 +4371,25 @@
                 <w:b/>
               </w:rPr>
             </w:pPr>
+            <w:r>
+              <w:rPr>
+                <w:b/>
+              </w:rPr>
+              <w:t>Sneller werken</w:t>
+            </w:r>
+          </w:p>
+          <w:p>
+            <w:pPr>
+              <w:rPr>
+                <w:b/>
+              </w:rPr>
+            </w:pPr>
+            <w:r>
+              <w:rPr>
+                <w:b/>
+              </w:rPr>
+              <w:t>En op tijd af maken</w:t>
+            </w:r>
           </w:p>
           <w:p>
             <w:pPr>
